--- a/docs/CASO_PRACTICO_02_Analisis_y_Maquetacion.docx
+++ b/docs/CASO_PRACTICO_02_Analisis_y_Maquetacion.docx
@@ -2447,6 +2447,64 @@
       </w:pPr>
       <w:r>
         <w:t>Este documento (docs/CASO_PRACTICO_02_Analisis_y_Maquetacion.docx), como registro del análisis adaptado al proyecto final.</w:t>
+      </w:r>
+    </w:p>
+    <w:p>
+      <w:r>
+        <w:br w:type="page"/>
+      </w:r>
+    </w:p>
+    <w:p>
+      <w:pPr>
+        <w:spacing w:before="0"/>
+      </w:pPr>
+      <w:r>
+        <w:rPr>
+          <w:b/>
+          <w:sz w:val="32"/>
+        </w:rPr>
+        <w:t>Actualización de documentación</w:t>
+      </w:r>
+    </w:p>
+    <w:p>
+      <w:pPr>
+        <w:spacing w:after="200"/>
+      </w:pPr>
+      <w:r>
+        <w:t>Esta sección registra los cambios incorporados al Sistema Web para la Gestión de un Minimarket después de la versión documentada inicialmente.</w:t>
+      </w:r>
+    </w:p>
+    <w:p>
+      <w:r>
+        <w:rPr>
+          <w:b/>
+          <w:sz w:val="26"/>
+        </w:rPr>
+        <w:t>6 Actualización de la práctica</w:t>
+      </w:r>
+    </w:p>
+    <w:p>
+      <w:pPr>
+        <w:ind w:left="360" w:hanging="200"/>
+      </w:pPr>
+      <w:r>
+        <w:t>• La maquetación evolucionó desde un panel interno hacia una experiencia completa con vista pública. La portada prioriza datos operativos, acceso a categorías y productos destacados; el catálogo agrega búsqueda y filtrado por categoría.</w:t>
+      </w:r>
+    </w:p>
+    <w:p>
+      <w:pPr>
+        <w:ind w:left="360" w:hanging="200"/>
+      </w:pPr>
+      <w:r>
+        <w:t>• Las pantallas públicas reutilizan la paleta y el sistema de componentes del panel administrativo, pero reducen acciones a las que necesita un visitante: conocer el negocio, consultar productos y contactar la tienda.</w:t>
+      </w:r>
+    </w:p>
+    <w:p>
+      <w:pPr>
+        <w:ind w:left="360" w:hanging="200"/>
+      </w:pPr>
+      <w:r>
+        <w:t>• El material de referencia actualizado se encuentra en figma, organizado por roles, y en docs/capturas para las pantallas implementadas.</w:t>
       </w:r>
     </w:p>
     <w:sectPr>
